--- a/models/test_models/word_docs_to_test/gemini_qa.docx
+++ b/models/test_models/word_docs_to_test/gemini_qa.docx
@@ -34,7 +34,7 @@
         <w:rPr>
           <w:b/>
         </w:rPr>
-        <w:t>What is the plot style used in this figure?</w:t>
+        <w:t>You are a helpful assistant that can analyze images. Assume this is a figure made with matplotlib in Python. Examples of plotting styles are "classic" or "ggplot". What is the plot style used in this figure? Please format the output as a json as {"plot style":""} to store the matplotlib plotting style used in the figure.</w:t>
       </w:r>
     </w:p>
     <w:p>
@@ -93,7 +93,7 @@
         <w:rPr>
           <w:b/>
         </w:rPr>
-        <w:t>What is the colormap that was used in this figure?</w:t>
+        <w:t>You are a helpful assistant that can analyze images. Assume this is a figure made with matplotlib in Python. Examples of matplotlib colormaps are "rainbow" or "Reds". What is the colormap that was used in this figure? Please format the output as a json as {"colormap":""} to store the matplotlib colormap used in the figure.</w:t>
       </w:r>
     </w:p>
     <w:p>
@@ -152,7 +152,7 @@
         <w:rPr>
           <w:b/>
         </w:rPr>
-        <w:t>What is the aspect ratio of this figure?</w:t>
+        <w:t>You are a helpful assistant that can analyze images. What is the aspect ratio of this figure? Please format the output as a json as {"aspect ratio":""} to store the aspect ratio of the plot.</w:t>
       </w:r>
     </w:p>
     <w:p>
@@ -211,7 +211,7 @@
         <w:rPr>
           <w:b/>
         </w:rPr>
-        <w:t>What are the titles for each figure panel?</w:t>
+        <w:t>You are a helpful assistant that can analyze images. What are the titles for each figure panel? Please format the output as a json as {"titles":[]}, where the list is a list of strings of all of the titles. If there is a single plot, this should be one element in this list, and if there are multiple plots the list should be in row-major (C-style) order. If a plot does not have a title, then denote this by an empty string in the list. Please format any formulas in the title in a Python LaTeX string (for example 'Light $\\alpha$').</w:t>
       </w:r>
     </w:p>
     <w:p>
@@ -270,7 +270,7 @@
         <w:rPr>
           <w:b/>
         </w:rPr>
-        <w:t>What are the x-axis titles for each figure panel?</w:t>
+        <w:t>You are a helpful assistant that can analyze images. What are the x-axis titles for each figure panel? Please format the output as a json as {"xlabels":[]}, where the list is a list of strings of all of the x-axis titles. If there is a single plot, this should be one element in this list, and if there are multiple plots the list should be in row-major (C-style) order. If a plot does not have an x-axis title, then denote this by an empty string in the list. Please format any formulas in the title in a Python LaTeX string (for example 'Light $\\alpha$').</w:t>
       </w:r>
     </w:p>
     <w:p>
@@ -329,7 +329,7 @@
         <w:rPr>
           <w:b/>
         </w:rPr>
-        <w:t>What are the y-axis titles for each figure panel?</w:t>
+        <w:t>You are a helpful assistant that can analyze images. What are the y-axis titles for each figure panel? Please format the output as a json as {"ylabels":[]}, where the list is a list of strings of all of the y-axis titles. If there is a single plot, this should be one element in this list, and if there are multiple plots the list should be in row-major (C-style) order. If a plot does not have an y-axis title, then denote this by an empty string in the list. Please format any formulas in the title in a Python LaTeX string (for example 'Light $\\alpha$').</w:t>
       </w:r>
     </w:p>
     <w:p>
@@ -388,7 +388,7 @@
         <w:rPr>
           <w:b/>
         </w:rPr>
-        <w:t>What are the values for each of the tick marks on the x-axis?</w:t>
+        <w:t>You are a helpful assistant that can analyze images. What are the values for each of the tick marks on the x-axis? Please format the output as a json as {"xtick values":[[]]}, where each element of the outer list refers to a single panel, and each inner list is a list of the x-axis tick mark values. If there is a single plot, this should be one element in the outer list, and if there are multiple plots the outer list should be in row-major (C-style) order. If a plot does not have any x-axis tick values, then denote this by an empty string in the inner list. Please format any formulas in the x-axis tick values in a Python LaTeX string (for example 'Light $\\alpha$').</w:t>
       </w:r>
     </w:p>
     <w:p>
@@ -447,7 +447,7 @@
         <w:rPr>
           <w:b/>
         </w:rPr>
-        <w:t>What are the values for each of the tick marks on the y-axis?</w:t>
+        <w:t>You are a helpful assistant that can analyze images. What are the values for each of the tick marks on the y-axis? Please format the output as a json as {"ytick values":[[]]}, where each element of the outer list refers to a single panel, and each inner list is a list of the y-axis tick mark values. If there is a single plot, this should be one element in the outer list, and if there are multiple plots the outer list should be in row-major (C-style) order. If a plot does not have any y-axis tick values, then denote this by an empty string in the inner list. Please format any formulas in the y-axis tick values in a Python LaTeX string (for example 'Light $\\alpha$').</w:t>
       </w:r>
     </w:p>
     <w:p>
@@ -506,7 +506,7 @@
         <w:rPr>
           <w:b/>
         </w:rPr>
-        <w:t>What are the plot types for each panel in the figure?</w:t>
+        <w:t>You are a helpful assistant that can analyze images. Please choose each plot type from the following list: [contour, image of the sky]. What are the plot types for each panel in the figure? Please format the output as a json as {"plot types":[]}, where each element of the list refers to the plot type of a single panel. If there is a single plot, this should be one element in this list, and if there are multiple plots the list should be in row-major (C-style) order.</w:t>
       </w:r>
     </w:p>
     <w:p>
@@ -565,7 +565,7 @@
         <w:rPr>
           <w:b/>
         </w:rPr>
-        <w:t>What are the plot types for each panel in the figure?</w:t>
+        <w:t>You are a helpful assistant that can analyze images. What are the plot types for each panel in the figure? Please format the output as a json as {"plot types":[]}, where each element of the list refers to the plot type of a single panel. If there is a single plot, this should be one element in this list, and if there are multiple plots the list should be in row-major (C-style) order.</w:t>
       </w:r>
     </w:p>
     <w:p>
@@ -624,7 +624,7 @@
         <w:rPr>
           <w:b/>
         </w:rPr>
-        <w:t>What coordinate epoch is given on the axis labels of this figure panel? Answer "none" if no epoch is stated.</w:t>
+        <w:t>You are a helpful assistant that can analyze images. What coordinate epoch is given on the axis labels of this figure panel? Answer "none" if no epoch is stated. Please format the output as a json as {"epoch":""} for this figure panel, where the "epoch" value should be a string such as "J2000", "B1950" or "none".</w:t>
       </w:r>
     </w:p>
     <w:p>
@@ -683,7 +683,7 @@
         <w:rPr>
           <w:b/>
         </w:rPr>
-        <w:t>What is the smallest unit of angle shown on the declination tick labels of this figure panel?</w:t>
+        <w:t>You are a helpful assistant that can analyze images. Please choose your answer from the following list: [degrees, arcminutes, arcseconds]. What is the smallest unit of angle shown on the declination tick labels of this figure panel? Please format the output as a json as {"finest unit declination":""} for this figure panel, where the value should be a string.</w:t>
       </w:r>
     </w:p>
     <w:p>
@@ -742,7 +742,7 @@
         <w:rPr>
           <w:b/>
         </w:rPr>
-        <w:t>What is the smallest unit of angle shown on the right ascension tick labels of this figure panel?</w:t>
+        <w:t>You are a helpful assistant that can analyze images. Please choose your answer from the following list: [hours, minutes, seconds]. What is the smallest unit of angle shown on the right ascension tick labels of this figure panel? Please format the output as a json as {"finest unit right ascension":""} for this figure panel, where the value should be a string.</w:t>
       </w:r>
     </w:p>
     <w:p>
@@ -801,7 +801,7 @@
         <w:rPr>
           <w:b/>
         </w:rPr>
-        <w:t>What is the angular height of the sky region shown in this figure panel, measured along the declination axis? Give the value in arcminutes.</w:t>
+        <w:t>You are a helpful assistant that can analyze images. What is the angular height of the sky region shown in this figure panel, measured along the declination axis? Give the value in arcminutes. Please format the output as a json as {"field height":""} for this figure panel, where the value should be a float, expressed in arcminutes.</w:t>
       </w:r>
     </w:p>
     <w:p>
@@ -860,7 +860,7 @@
         <w:rPr>
           <w:b/>
         </w:rPr>
-        <w:t>What is the angular width of the sky region shown in this figure panel, measured along the right ascension axis, as a true angle on the sky (i.e. including the cos(declination) factor)? Give the value in arcminutes.</w:t>
+        <w:t>You are a helpful assistant that can analyze images. What is the angular width of the sky region shown in this figure panel, measured along the right ascension axis, as a true angle on the sky (i.e. including the cos(declination) factor)? Give the value in arcminutes. Please format the output as a json as {"field width":""} for this figure panel, where the value should be a float, expressed in arcminutes.</w:t>
       </w:r>
     </w:p>
     <w:p>
@@ -910,7 +910,7 @@
         <w:rPr>
           <w:b/>
         </w:rPr>
-        <w:t xml:space="preserve">What is the maximum value of the data along the color-axis in this figure panel? </w:t>
+        <w:t>You are a helpful assistant that can analyze images. What is the maximum value of the data along the color-axis in this figure panel? Please format the output as a json as {"maximum color":""} for this figure panel, where the "maximum color" value should be a float, calculated from the data values used to create the plot.</w:t>
       </w:r>
     </w:p>
     <w:p>
@@ -969,7 +969,7 @@
         <w:rPr>
           <w:b/>
         </w:rPr>
-        <w:t>What is the maximum value of the data along the declination-axis in this figure panel? Give the value in degrees.</w:t>
+        <w:t>You are a helpful assistant that can analyze images. What is the maximum value of the data along the declination-axis in this figure panel? Give the value in degrees. Please format the output as a json as {"maximum declination":""} for this figure panel, where the "maximum declination" value should be a float, calculated from the data values used to create the plot, expressed in degrees.</w:t>
       </w:r>
     </w:p>
     <w:p>
@@ -1028,7 +1028,7 @@
         <w:rPr>
           <w:b/>
         </w:rPr>
-        <w:t>What is the maximum value of the data along the right ascension-axis in this figure panel? Give the value in degrees.</w:t>
+        <w:t>You are a helpful assistant that can analyze images. What is the maximum value of the data along the right ascension-axis in this figure panel? Give the value in degrees. Please format the output as a json as {"maximum right ascension":""} for this figure panel, where the "maximum right ascension" value should be a float, calculated from the data values used to create the plot, expressed in degrees.</w:t>
       </w:r>
     </w:p>
     <w:p>
@@ -1087,7 +1087,7 @@
         <w:rPr>
           <w:b/>
         </w:rPr>
-        <w:t xml:space="preserve">What is the mean value of the data along the color-axis in this figure panel? </w:t>
+        <w:t>You are a helpful assistant that can analyze images. What is the mean value of the data along the color-axis in this figure panel? Please format the output as a json as {"mean color":""} for this figure panel, where the "mean color" value should be a float, calculated from the data values used to create the plot.</w:t>
       </w:r>
     </w:p>
     <w:p>
@@ -1146,7 +1146,7 @@
         <w:rPr>
           <w:b/>
         </w:rPr>
-        <w:t>What is the mean value of the data along the declination-axis in this figure panel? Give the value in degrees.</w:t>
+        <w:t>You are a helpful assistant that can analyze images. What is the mean value of the data along the declination-axis in this figure panel? Give the value in degrees. Please format the output as a json as {"mean declination":""} for this figure panel, where the "mean declination" value should be a float, calculated from the data values used to create the plot, expressed in degrees.</w:t>
       </w:r>
     </w:p>
     <w:p>
@@ -1205,7 +1205,7 @@
         <w:rPr>
           <w:b/>
         </w:rPr>
-        <w:t>What is the mean value of the data along the right ascension-axis in this figure panel? Give the value in degrees.</w:t>
+        <w:t>You are a helpful assistant that can analyze images. What is the mean value of the data along the right ascension-axis in this figure panel? Give the value in degrees. Please format the output as a json as {"mean right ascension":""} for this figure panel, where the "mean right ascension" value should be a float, calculated from the data values used to create the plot, expressed in degrees.</w:t>
       </w:r>
     </w:p>
     <w:p>
@@ -1264,7 +1264,7 @@
         <w:rPr>
           <w:b/>
         </w:rPr>
-        <w:t xml:space="preserve">What is the median value of the data along the color-axis in this figure panel? </w:t>
+        <w:t>You are a helpful assistant that can analyze images. What is the median value of the data along the color-axis in this figure panel? Please format the output as a json as {"median color":""} for this figure panel, where the "median color" value should be a float, calculated from the data values used to create the plot.</w:t>
       </w:r>
     </w:p>
     <w:p>
@@ -1323,7 +1323,7 @@
         <w:rPr>
           <w:b/>
         </w:rPr>
-        <w:t>What is the median value of the data along the declination-axis in this figure panel? Give the value in degrees.</w:t>
+        <w:t>You are a helpful assistant that can analyze images. What is the median value of the data along the declination-axis in this figure panel? Give the value in degrees. Please format the output as a json as {"median declination":""} for this figure panel, where the "median declination" value should be a float, calculated from the data values used to create the plot, expressed in degrees.</w:t>
       </w:r>
     </w:p>
     <w:p>
@@ -1382,7 +1382,7 @@
         <w:rPr>
           <w:b/>
         </w:rPr>
-        <w:t>What is the median value of the data along the right ascension-axis in this figure panel? Give the value in degrees.</w:t>
+        <w:t>You are a helpful assistant that can analyze images. What is the median value of the data along the right ascension-axis in this figure panel? Give the value in degrees. Please format the output as a json as {"median right ascension":""} for this figure panel, where the "median right ascension" value should be a float, calculated from the data values used to create the plot, expressed in degrees.</w:t>
       </w:r>
     </w:p>
     <w:p>
@@ -1441,7 +1441,7 @@
         <w:rPr>
           <w:b/>
         </w:rPr>
-        <w:t xml:space="preserve">What is the minimum value of the data along the color-axis in this figure panel? </w:t>
+        <w:t>You are a helpful assistant that can analyze images. What is the minimum value of the data along the color-axis in this figure panel? Please format the output as a json as {"minimum color":""} for this figure panel, where the "minimum color" value should be a float, calculated from the data values used to create the plot.</w:t>
       </w:r>
     </w:p>
     <w:p>
@@ -1500,7 +1500,7 @@
         <w:rPr>
           <w:b/>
         </w:rPr>
-        <w:t>What is the minimum value of the data along the declination-axis in this figure panel? Give the value in degrees.</w:t>
+        <w:t>You are a helpful assistant that can analyze images. What is the minimum value of the data along the declination-axis in this figure panel? Give the value in degrees. Please format the output as a json as {"minimum declination":""} for this figure panel, where the "minimum declination" value should be a float, calculated from the data values used to create the plot, expressed in degrees.</w:t>
       </w:r>
     </w:p>
     <w:p>
@@ -1559,7 +1559,7 @@
         <w:rPr>
           <w:b/>
         </w:rPr>
-        <w:t>What is the minimum value of the data along the right ascension-axis in this figure panel? Give the value in degrees.</w:t>
+        <w:t>You are a helpful assistant that can analyze images. What is the minimum value of the data along the right ascension-axis in this figure panel? Give the value in degrees. Please format the output as a json as {"minimum right ascension":""} for this figure panel, where the "minimum right ascension" value should be a float, calculated from the data values used to create the plot, expressed in degrees.</w:t>
       </w:r>
     </w:p>
     <w:p>
@@ -1618,7 +1618,7 @@
         <w:rPr>
           <w:b/>
         </w:rPr>
-        <w:t>What is the underlying distribution used to create the data in this figure panel?</w:t>
+        <w:t>You are a helpful assistant that can analyze images. Please choose the distribution from the following list: [gaussian mixture model, real image of the sky]. What is the underlying distribution used to create the data in this figure panel? Please format the output as a json as {"distribution":""} for this figure panel, where the "distribution" value should be a string, calculated from the data values used to create the plot.</w:t>
       </w:r>
     </w:p>
     <w:p>
@@ -1677,7 +1677,7 @@
         <w:rPr>
           <w:b/>
         </w:rPr>
-        <w:t>Approximately what angular size does a single pixel of this sky image span? Give the value in arcseconds.</w:t>
+        <w:t>You are a helpful assistant that can analyze images. Approximately what angular size does a single pixel of this sky image span? Give the value in arcseconds. Please format the output as a json as {"pixel scale":""} for this figure panel, where the value should be a float, expressed in arcseconds per pixel.</w:t>
       </w:r>
     </w:p>
     <w:p>
@@ -1731,6 +1731,7 @@
     <w:p>
       <w:pPr>
         <w:pStyle w:val="Heading1"/>
+        <w:pageBreakBefore/>
       </w:pPr>
       <w:r>
         <w:t>vqa_000003</w:t>
@@ -1744,7 +1745,7 @@
         <w:rPr>
           <w:b/>
         </w:rPr>
-        <w:t>What is the plot style used in this figure?</w:t>
+        <w:t>You are a helpful assistant that can analyze images. Assume this is a figure made with matplotlib in Python. Examples of plotting styles are "classic" or "ggplot". What is the plot style used in this figure? Please format the output as a json as {"plot style":""} to store the matplotlib plotting style used in the figure.</w:t>
       </w:r>
     </w:p>
     <w:p>
@@ -1803,7 +1804,7 @@
         <w:rPr>
           <w:b/>
         </w:rPr>
-        <w:t>What is the colormap that was used in this figure?</w:t>
+        <w:t>You are a helpful assistant that can analyze images. Assume this is a figure made with matplotlib in Python. Examples of matplotlib colormaps are "rainbow" or "Reds". What is the colormap that was used in this figure? Please format the output as a json as {"colormap":""} to store the matplotlib colormap used in the figure.</w:t>
       </w:r>
     </w:p>
     <w:p>
@@ -1862,7 +1863,7 @@
         <w:rPr>
           <w:b/>
         </w:rPr>
-        <w:t>What is the aspect ratio of this figure?</w:t>
+        <w:t>You are a helpful assistant that can analyze images. What is the aspect ratio of this figure? Please format the output as a json as {"aspect ratio":""} to store the aspect ratio of the plot.</w:t>
       </w:r>
     </w:p>
     <w:p>
@@ -1921,7 +1922,7 @@
         <w:rPr>
           <w:b/>
         </w:rPr>
-        <w:t>What are the titles for each figure panel?</w:t>
+        <w:t>You are a helpful assistant that can analyze images. What are the titles for each figure panel? Please format the output as a json as {"titles":[]}, where the list is a list of strings of all of the titles. If there is a single plot, this should be one element in this list, and if there are multiple plots the list should be in row-major (C-style) order. If a plot does not have a title, then denote this by an empty string in the list. Please format any formulas in the title in a Python LaTeX string (for example 'Light $\\alpha$').</w:t>
       </w:r>
     </w:p>
     <w:p>
@@ -1980,7 +1981,7 @@
         <w:rPr>
           <w:b/>
         </w:rPr>
-        <w:t>What are the x-axis titles for each figure panel?</w:t>
+        <w:t>You are a helpful assistant that can analyze images. What are the x-axis titles for each figure panel? Please format the output as a json as {"xlabels":[]}, where the list is a list of strings of all of the x-axis titles. If there is a single plot, this should be one element in this list, and if there are multiple plots the list should be in row-major (C-style) order. If a plot does not have an x-axis title, then denote this by an empty string in the list. Please format any formulas in the title in a Python LaTeX string (for example 'Light $\\alpha$').</w:t>
       </w:r>
     </w:p>
     <w:p>
@@ -2039,7 +2040,7 @@
         <w:rPr>
           <w:b/>
         </w:rPr>
-        <w:t>What are the y-axis titles for each figure panel?</w:t>
+        <w:t>You are a helpful assistant that can analyze images. What are the y-axis titles for each figure panel? Please format the output as a json as {"ylabels":[]}, where the list is a list of strings of all of the y-axis titles. If there is a single plot, this should be one element in this list, and if there are multiple plots the list should be in row-major (C-style) order. If a plot does not have an y-axis title, then denote this by an empty string in the list. Please format any formulas in the title in a Python LaTeX string (for example 'Light $\\alpha$').</w:t>
       </w:r>
     </w:p>
     <w:p>
@@ -2098,7 +2099,7 @@
         <w:rPr>
           <w:b/>
         </w:rPr>
-        <w:t>What are the values for each of the tick marks on the x-axis?</w:t>
+        <w:t>You are a helpful assistant that can analyze images. What are the values for each of the tick marks on the x-axis? Please format the output as a json as {"xtick values":[[]]}, where each element of the outer list refers to a single panel, and each inner list is a list of the x-axis tick mark values. If there is a single plot, this should be one element in the outer list, and if there are multiple plots the outer list should be in row-major (C-style) order. If a plot does not have any x-axis tick values, then denote this by an empty string in the inner list. Please format any formulas in the x-axis tick values in a Python LaTeX string (for example 'Light $\\alpha$').</w:t>
       </w:r>
     </w:p>
     <w:p>
@@ -2157,7 +2158,7 @@
         <w:rPr>
           <w:b/>
         </w:rPr>
-        <w:t>What are the values for each of the tick marks on the y-axis?</w:t>
+        <w:t>You are a helpful assistant that can analyze images. What are the values for each of the tick marks on the y-axis? Please format the output as a json as {"ytick values":[[]]}, where each element of the outer list refers to a single panel, and each inner list is a list of the y-axis tick mark values. If there is a single plot, this should be one element in the outer list, and if there are multiple plots the outer list should be in row-major (C-style) order. If a plot does not have any y-axis tick values, then denote this by an empty string in the inner list. Please format any formulas in the y-axis tick values in a Python LaTeX string (for example 'Light $\\alpha$').</w:t>
       </w:r>
     </w:p>
     <w:p>
@@ -2216,7 +2217,7 @@
         <w:rPr>
           <w:b/>
         </w:rPr>
-        <w:t>What are the plot types for each panel in the figure?</w:t>
+        <w:t>You are a helpful assistant that can analyze images. Please choose each plot type from the following list: [contour, image of the sky]. What are the plot types for each panel in the figure? Please format the output as a json as {"plot types":[]}, where each element of the list refers to the plot type of a single panel. If there is a single plot, this should be one element in this list, and if there are multiple plots the list should be in row-major (C-style) order.</w:t>
       </w:r>
     </w:p>
     <w:p>
@@ -2275,7 +2276,7 @@
         <w:rPr>
           <w:b/>
         </w:rPr>
-        <w:t>What are the plot types for each panel in the figure?</w:t>
+        <w:t>You are a helpful assistant that can analyze images. What are the plot types for each panel in the figure? Please format the output as a json as {"plot types":[]}, where each element of the list refers to the plot type of a single panel. If there is a single plot, this should be one element in this list, and if there are multiple plots the list should be in row-major (C-style) order.</w:t>
       </w:r>
     </w:p>
     <w:p>
@@ -2334,7 +2335,7 @@
         <w:rPr>
           <w:b/>
         </w:rPr>
-        <w:t>What is the style of the contour plot? Please choose the style from the following list: [image, contour lines, both].</w:t>
+        <w:t>You are a helpful assistant that can analyze images. What is the style of the contour plot? Please choose the style from the following list: [image, contour lines, both]. Please format the output as a json as {"image or lines":""} for this figure panel, where the "image or lines" value should be a string.</w:t>
       </w:r>
     </w:p>
     <w:p>
@@ -2393,7 +2394,7 @@
         <w:rPr>
           <w:b/>
         </w:rPr>
-        <w:t xml:space="preserve">What is the maximum value of the data along the color-axis in this figure panel? </w:t>
+        <w:t>You are a helpful assistant that can analyze images. What is the maximum value of the data along the color-axis in this figure panel? Please format the output as a json as {"maximum color":""} for this figure panel, where the "maximum color" value should be a float, calculated from the data values used to create the plot.</w:t>
       </w:r>
     </w:p>
     <w:p>
@@ -2452,7 +2453,7 @@
         <w:rPr>
           <w:b/>
         </w:rPr>
-        <w:t xml:space="preserve">What is the maximum value of the data along the x-axis in this figure panel? </w:t>
+        <w:t>You are a helpful assistant that can analyze images. What is the maximum value of the data along the x-axis in this figure panel? Please format the output as a json as {"maximum x":""} for this figure panel, where the "maximum x" value should be a float, calculated from the data values used to create the plot.</w:t>
       </w:r>
     </w:p>
     <w:p>
@@ -2511,7 +2512,7 @@
         <w:rPr>
           <w:b/>
         </w:rPr>
-        <w:t xml:space="preserve">What is the maximum value of the data along the y-axis in this figure panel? </w:t>
+        <w:t>You are a helpful assistant that can analyze images. What is the maximum value of the data along the y-axis in this figure panel? Please format the output as a json as {"maximum y":""} for this figure panel, where the "maximum y" value should be a float, calculated from the data values used to create the plot.</w:t>
       </w:r>
     </w:p>
     <w:p>
@@ -2570,7 +2571,7 @@
         <w:rPr>
           <w:b/>
         </w:rPr>
-        <w:t xml:space="preserve">What is the mean value of the data along the color-axis in this figure panel? </w:t>
+        <w:t>You are a helpful assistant that can analyze images. What is the mean value of the data along the color-axis in this figure panel? Please format the output as a json as {"mean color":""} for this figure panel, where the "mean color" value should be a float, calculated from the data values used to create the plot.</w:t>
       </w:r>
     </w:p>
     <w:p>
@@ -2629,7 +2630,7 @@
         <w:rPr>
           <w:b/>
         </w:rPr>
-        <w:t xml:space="preserve">What is the mean value of the data along the x-axis in this figure panel? </w:t>
+        <w:t>You are a helpful assistant that can analyze images. What is the mean value of the data along the x-axis in this figure panel? Please format the output as a json as {"mean x":""} for this figure panel, where the "mean x" value should be a float, calculated from the data values used to create the plot.</w:t>
       </w:r>
     </w:p>
     <w:p>
@@ -2688,7 +2689,7 @@
         <w:rPr>
           <w:b/>
         </w:rPr>
-        <w:t xml:space="preserve">What is the mean value of the data along the y-axis in this figure panel? </w:t>
+        <w:t>You are a helpful assistant that can analyze images. What is the mean value of the data along the y-axis in this figure panel? Please format the output as a json as {"mean y":""} for this figure panel, where the "mean y" value should be a float, calculated from the data values used to create the plot.</w:t>
       </w:r>
     </w:p>
     <w:p>
@@ -2747,7 +2748,7 @@
         <w:rPr>
           <w:b/>
         </w:rPr>
-        <w:t xml:space="preserve">What is the median value of the data along the color-axis in this figure panel? </w:t>
+        <w:t>You are a helpful assistant that can analyze images. What is the median value of the data along the color-axis in this figure panel? Please format the output as a json as {"median color":""} for this figure panel, where the "median color" value should be a float, calculated from the data values used to create the plot.</w:t>
       </w:r>
     </w:p>
     <w:p>
@@ -2806,7 +2807,7 @@
         <w:rPr>
           <w:b/>
         </w:rPr>
-        <w:t xml:space="preserve">What is the median value of the data along the x-axis in this figure panel? </w:t>
+        <w:t>You are a helpful assistant that can analyze images. What is the median value of the data along the x-axis in this figure panel? Please format the output as a json as {"median x":""} for this figure panel, where the "median x" value should be a float, calculated from the data values used to create the plot.</w:t>
       </w:r>
     </w:p>
     <w:p>
@@ -2865,7 +2866,7 @@
         <w:rPr>
           <w:b/>
         </w:rPr>
-        <w:t xml:space="preserve">What is the median value of the data along the y-axis in this figure panel? </w:t>
+        <w:t>You are a helpful assistant that can analyze images. What is the median value of the data along the y-axis in this figure panel? Please format the output as a json as {"median y":""} for this figure panel, where the "median y" value should be a float, calculated from the data values used to create the plot.</w:t>
       </w:r>
     </w:p>
     <w:p>
@@ -2924,7 +2925,7 @@
         <w:rPr>
           <w:b/>
         </w:rPr>
-        <w:t xml:space="preserve">What is the minimum value of the data along the color-axis in this figure panel? </w:t>
+        <w:t>You are a helpful assistant that can analyze images. What is the minimum value of the data along the color-axis in this figure panel? Please format the output as a json as {"minimum color":""} for this figure panel, where the "minimum color" value should be a float, calculated from the data values used to create the plot.</w:t>
       </w:r>
     </w:p>
     <w:p>
@@ -2983,7 +2984,7 @@
         <w:rPr>
           <w:b/>
         </w:rPr>
-        <w:t xml:space="preserve">What is the minimum value of the data along the x-axis in this figure panel? </w:t>
+        <w:t>You are a helpful assistant that can analyze images. What is the minimum value of the data along the x-axis in this figure panel? Please format the output as a json as {"minimum x":""} for this figure panel, where the "minimum x" value should be a float, calculated from the data values used to create the plot.</w:t>
       </w:r>
     </w:p>
     <w:p>
@@ -3042,7 +3043,7 @@
         <w:rPr>
           <w:b/>
         </w:rPr>
-        <w:t xml:space="preserve">What is the minimum value of the data along the y-axis in this figure panel? </w:t>
+        <w:t>You are a helpful assistant that can analyze images. What is the minimum value of the data along the y-axis in this figure panel? Please format the output as a json as {"minimum y":""} for this figure panel, where the "minimum y" value should be a float, calculated from the data values used to create the plot.</w:t>
       </w:r>
     </w:p>
     <w:p>
@@ -3101,7 +3102,7 @@
         <w:rPr>
           <w:b/>
         </w:rPr>
-        <w:t>What is the underlying distribution used to create the data in this figure panel along the color-axis?</w:t>
+        <w:t>You are a helpful assistant that can analyze images. Please choose the distribution from the following list: [random, linear, gaussian mixture model]. What is the underlying distribution used to create the data in this figure panel along the color-axis? Please format the output as a json as {"distribution color":""} for this figure panel, where the "distribution color" value should be a string, calculated from the data values used to create the plot.</w:t>
       </w:r>
     </w:p>
     <w:p>
@@ -3160,7 +3161,7 @@
         <w:rPr>
           <w:b/>
         </w:rPr>
-        <w:t>What is the underlying distribution used to create the data in this figure panel in the x/y-plane?</w:t>
+        <w:t>You are a helpful assistant that can analyze images. Please choose the distribution from the following list: [random, linear, gaussian mixture model]. What is the underlying distribution used to create the data in this figure panel in the x/y-plane? Please format the output as a json as {"distribution x/y":""} for this figure panel, where the "distribution x/y" value should be a string, calculated from the data values used to create the plot.</w:t>
       </w:r>
     </w:p>
     <w:p>
@@ -3214,6 +3215,7 @@
     <w:p>
       <w:pPr>
         <w:pStyle w:val="Heading1"/>
+        <w:pageBreakBefore/>
       </w:pPr>
       <w:r>
         <w:t>vqa_000004</w:t>
@@ -3227,7 +3229,7 @@
         <w:rPr>
           <w:b/>
         </w:rPr>
-        <w:t>What is the plot style used in this figure?</w:t>
+        <w:t>You are a helpful assistant that can analyze images. Assume this is a figure made with matplotlib in Python. Examples of plotting styles are "classic" or "ggplot". What is the plot style used in this figure? Please format the output as a json as {"plot style":""} to store the matplotlib plotting style used in the figure.</w:t>
       </w:r>
     </w:p>
     <w:p>
@@ -3286,7 +3288,7 @@
         <w:rPr>
           <w:b/>
         </w:rPr>
-        <w:t>What is the colormap that was used in this figure?</w:t>
+        <w:t>You are a helpful assistant that can analyze images. Assume this is a figure made with matplotlib in Python. Examples of matplotlib colormaps are "rainbow" or "Reds". What is the colormap that was used in this figure? Please format the output as a json as {"colormap":""} to store the matplotlib colormap used in the figure.</w:t>
       </w:r>
     </w:p>
     <w:p>
@@ -3345,7 +3347,7 @@
         <w:rPr>
           <w:b/>
         </w:rPr>
-        <w:t>What is the aspect ratio of this figure?</w:t>
+        <w:t>You are a helpful assistant that can analyze images. What is the aspect ratio of this figure? Please format the output as a json as {"aspect ratio":""} to store the aspect ratio of the plot.</w:t>
       </w:r>
     </w:p>
     <w:p>
@@ -3404,7 +3406,7 @@
         <w:rPr>
           <w:b/>
         </w:rPr>
-        <w:t>What are the titles for each figure panel?</w:t>
+        <w:t>You are a helpful assistant that can analyze images. What are the titles for each figure panel? Please format the output as a json as {"titles":[]}, where the list is a list of strings of all of the titles. If there is a single plot, this should be one element in this list, and if there are multiple plots the list should be in row-major (C-style) order. If a plot does not have a title, then denote this by an empty string in the list. Please format any formulas in the title in a Python LaTeX string (for example 'Light $\\alpha$').</w:t>
       </w:r>
     </w:p>
     <w:p>
@@ -3463,7 +3465,7 @@
         <w:rPr>
           <w:b/>
         </w:rPr>
-        <w:t>What are the x-axis titles for each figure panel?</w:t>
+        <w:t>You are a helpful assistant that can analyze images. What are the x-axis titles for each figure panel? Please format the output as a json as {"xlabels":[]}, where the list is a list of strings of all of the x-axis titles. If there is a single plot, this should be one element in this list, and if there are multiple plots the list should be in row-major (C-style) order. If a plot does not have an x-axis title, then denote this by an empty string in the list. Please format any formulas in the title in a Python LaTeX string (for example 'Light $\\alpha$').</w:t>
       </w:r>
     </w:p>
     <w:p>
@@ -3522,7 +3524,7 @@
         <w:rPr>
           <w:b/>
         </w:rPr>
-        <w:t>What are the y-axis titles for each figure panel?</w:t>
+        <w:t>You are a helpful assistant that can analyze images. What are the y-axis titles for each figure panel? Please format the output as a json as {"ylabels":[]}, where the list is a list of strings of all of the y-axis titles. If there is a single plot, this should be one element in this list, and if there are multiple plots the list should be in row-major (C-style) order. If a plot does not have an y-axis title, then denote this by an empty string in the list. Please format any formulas in the title in a Python LaTeX string (for example 'Light $\\alpha$').</w:t>
       </w:r>
     </w:p>
     <w:p>
@@ -3581,7 +3583,7 @@
         <w:rPr>
           <w:b/>
         </w:rPr>
-        <w:t>What are the values for each of the tick marks on the x-axis?</w:t>
+        <w:t>You are a helpful assistant that can analyze images. What are the values for each of the tick marks on the x-axis? Please format the output as a json as {"xtick values":[[]]}, where each element of the outer list refers to a single panel, and each inner list is a list of the x-axis tick mark values. If there is a single plot, this should be one element in the outer list, and if there are multiple plots the outer list should be in row-major (C-style) order. If a plot does not have any x-axis tick values, then denote this by an empty string in the inner list. Please format any formulas in the x-axis tick values in a Python LaTeX string (for example 'Light $\\alpha$').</w:t>
       </w:r>
     </w:p>
     <w:p>
@@ -3640,7 +3642,7 @@
         <w:rPr>
           <w:b/>
         </w:rPr>
-        <w:t>What are the values for each of the tick marks on the y-axis?</w:t>
+        <w:t>You are a helpful assistant that can analyze images. What are the values for each of the tick marks on the y-axis? Please format the output as a json as {"ytick values":[[]]}, where each element of the outer list refers to a single panel, and each inner list is a list of the y-axis tick mark values. If there is a single plot, this should be one element in the outer list, and if there are multiple plots the outer list should be in row-major (C-style) order. If a plot does not have any y-axis tick values, then denote this by an empty string in the inner list. Please format any formulas in the y-axis tick values in a Python LaTeX string (for example 'Light $\\alpha$').</w:t>
       </w:r>
     </w:p>
     <w:p>
@@ -3699,7 +3701,7 @@
         <w:rPr>
           <w:b/>
         </w:rPr>
-        <w:t>What are the plot types for each panel in the figure?</w:t>
+        <w:t>You are a helpful assistant that can analyze images. Please choose each plot type from the following list: [contour, image of the sky]. What are the plot types for each panel in the figure? Please format the output as a json as {"plot types":[]}, where each element of the list refers to the plot type of a single panel. If there is a single plot, this should be one element in this list, and if there are multiple plots the list should be in row-major (C-style) order.</w:t>
       </w:r>
     </w:p>
     <w:p>
@@ -3758,7 +3760,7 @@
         <w:rPr>
           <w:b/>
         </w:rPr>
-        <w:t>What are the plot types for each panel in the figure?</w:t>
+        <w:t>You are a helpful assistant that can analyze images. What are the plot types for each panel in the figure? Please format the output as a json as {"plot types":[]}, where each element of the list refers to the plot type of a single panel. If there is a single plot, this should be one element in this list, and if there are multiple plots the list should be in row-major (C-style) order.</w:t>
       </w:r>
     </w:p>
     <w:p>
@@ -3817,7 +3819,7 @@
         <w:rPr>
           <w:b/>
         </w:rPr>
-        <w:t>What coordinate epoch is given on the axis labels of this figure panel? Answer "none" if no epoch is stated.</w:t>
+        <w:t>You are a helpful assistant that can analyze images. What coordinate epoch is given on the axis labels of this figure panel? Answer "none" if no epoch is stated. Please format the output as a json as {"epoch":""} for this figure panel, where the "epoch" value should be a string such as "J2000", "B1950" or "none".</w:t>
       </w:r>
     </w:p>
     <w:p>
@@ -3876,7 +3878,7 @@
         <w:rPr>
           <w:b/>
         </w:rPr>
-        <w:t>What is the smallest unit of angle shown on the declination tick labels of this figure panel?</w:t>
+        <w:t>You are a helpful assistant that can analyze images. Please choose your answer from the following list: [degrees, arcminutes, arcseconds]. What is the smallest unit of angle shown on the declination tick labels of this figure panel? Please format the output as a json as {"finest unit declination":""} for this figure panel, where the value should be a string.</w:t>
       </w:r>
     </w:p>
     <w:p>
@@ -3935,7 +3937,7 @@
         <w:rPr>
           <w:b/>
         </w:rPr>
-        <w:t>What is the smallest unit of angle shown on the right ascension tick labels of this figure panel?</w:t>
+        <w:t>You are a helpful assistant that can analyze images. Please choose your answer from the following list: [hours, minutes, seconds]. What is the smallest unit of angle shown on the right ascension tick labels of this figure panel? Please format the output as a json as {"finest unit right ascension":""} for this figure panel, where the value should be a string.</w:t>
       </w:r>
     </w:p>
     <w:p>
@@ -3994,7 +3996,7 @@
         <w:rPr>
           <w:b/>
         </w:rPr>
-        <w:t>What is the angular height of the sky region shown in this figure panel, measured along the declination axis? Give the value in arcminutes.</w:t>
+        <w:t>You are a helpful assistant that can analyze images. What is the angular height of the sky region shown in this figure panel, measured along the declination axis? Give the value in arcminutes. Please format the output as a json as {"field height":""} for this figure panel, where the value should be a float, expressed in arcminutes.</w:t>
       </w:r>
     </w:p>
     <w:p>
@@ -4053,7 +4055,7 @@
         <w:rPr>
           <w:b/>
         </w:rPr>
-        <w:t>What is the angular width of the sky region shown in this figure panel, measured along the right ascension axis, as a true angle on the sky (i.e. including the cos(declination) factor)? Give the value in arcminutes.</w:t>
+        <w:t>You are a helpful assistant that can analyze images. What is the angular width of the sky region shown in this figure panel, measured along the right ascension axis, as a true angle on the sky (i.e. including the cos(declination) factor)? Give the value in arcminutes. Please format the output as a json as {"field width":""} for this figure panel, where the value should be a float, expressed in arcminutes.</w:t>
       </w:r>
     </w:p>
     <w:p>
@@ -4112,7 +4114,7 @@
         <w:rPr>
           <w:b/>
         </w:rPr>
-        <w:t xml:space="preserve">What is the maximum value of the data along the color-axis in this figure panel? </w:t>
+        <w:t>You are a helpful assistant that can analyze images. What is the maximum value of the data along the color-axis in this figure panel? Please format the output as a json as {"maximum color":""} for this figure panel, where the "maximum color" value should be a float, calculated from the data values used to create the plot.</w:t>
       </w:r>
     </w:p>
     <w:p>
@@ -4171,7 +4173,7 @@
         <w:rPr>
           <w:b/>
         </w:rPr>
-        <w:t>What is the maximum value of the data along the declination-axis in this figure panel? Give the value in degrees.</w:t>
+        <w:t>You are a helpful assistant that can analyze images. What is the maximum value of the data along the declination-axis in this figure panel? Give the value in degrees. Please format the output as a json as {"maximum declination":""} for this figure panel, where the "maximum declination" value should be a float, calculated from the data values used to create the plot, expressed in degrees.</w:t>
       </w:r>
     </w:p>
     <w:p>
@@ -4230,7 +4232,7 @@
         <w:rPr>
           <w:b/>
         </w:rPr>
-        <w:t>What is the maximum value of the data along the right ascension-axis in this figure panel? Give the value in degrees.</w:t>
+        <w:t>You are a helpful assistant that can analyze images. What is the maximum value of the data along the right ascension-axis in this figure panel? Give the value in degrees. Please format the output as a json as {"maximum right ascension":""} for this figure panel, where the "maximum right ascension" value should be a float, calculated from the data values used to create the plot, expressed in degrees.</w:t>
       </w:r>
     </w:p>
     <w:p>
@@ -4289,7 +4291,7 @@
         <w:rPr>
           <w:b/>
         </w:rPr>
-        <w:t xml:space="preserve">What is the mean value of the data along the color-axis in this figure panel? </w:t>
+        <w:t>You are a helpful assistant that can analyze images. What is the mean value of the data along the color-axis in this figure panel? Please format the output as a json as {"mean color":""} for this figure panel, where the "mean color" value should be a float, calculated from the data values used to create the plot.</w:t>
       </w:r>
     </w:p>
     <w:p>
@@ -4348,7 +4350,7 @@
         <w:rPr>
           <w:b/>
         </w:rPr>
-        <w:t>What is the mean value of the data along the declination-axis in this figure panel? Give the value in degrees.</w:t>
+        <w:t>You are a helpful assistant that can analyze images. What is the mean value of the data along the declination-axis in this figure panel? Give the value in degrees. Please format the output as a json as {"mean declination":""} for this figure panel, where the "mean declination" value should be a float, calculated from the data values used to create the plot, expressed in degrees.</w:t>
       </w:r>
     </w:p>
     <w:p>
@@ -4407,7 +4409,7 @@
         <w:rPr>
           <w:b/>
         </w:rPr>
-        <w:t>What is the mean value of the data along the right ascension-axis in this figure panel? Give the value in degrees.</w:t>
+        <w:t>You are a helpful assistant that can analyze images. What is the mean value of the data along the right ascension-axis in this figure panel? Give the value in degrees. Please format the output as a json as {"mean right ascension":""} for this figure panel, where the "mean right ascension" value should be a float, calculated from the data values used to create the plot, expressed in degrees.</w:t>
       </w:r>
     </w:p>
     <w:p>
@@ -4466,7 +4468,7 @@
         <w:rPr>
           <w:b/>
         </w:rPr>
-        <w:t xml:space="preserve">What is the median value of the data along the color-axis in this figure panel? </w:t>
+        <w:t>You are a helpful assistant that can analyze images. What is the median value of the data along the color-axis in this figure panel? Please format the output as a json as {"median color":""} for this figure panel, where the "median color" value should be a float, calculated from the data values used to create the plot.</w:t>
       </w:r>
     </w:p>
     <w:p>
@@ -4525,7 +4527,7 @@
         <w:rPr>
           <w:b/>
         </w:rPr>
-        <w:t>What is the median value of the data along the declination-axis in this figure panel? Give the value in degrees.</w:t>
+        <w:t>You are a helpful assistant that can analyze images. What is the median value of the data along the declination-axis in this figure panel? Give the value in degrees. Please format the output as a json as {"median declination":""} for this figure panel, where the "median declination" value should be a float, calculated from the data values used to create the plot, expressed in degrees.</w:t>
       </w:r>
     </w:p>
     <w:p>
@@ -4584,7 +4586,7 @@
         <w:rPr>
           <w:b/>
         </w:rPr>
-        <w:t>What is the median value of the data along the right ascension-axis in this figure panel? Give the value in degrees.</w:t>
+        <w:t>You are a helpful assistant that can analyze images. What is the median value of the data along the right ascension-axis in this figure panel? Give the value in degrees. Please format the output as a json as {"median right ascension":""} for this figure panel, where the "median right ascension" value should be a float, calculated from the data values used to create the plot, expressed in degrees.</w:t>
       </w:r>
     </w:p>
     <w:p>
@@ -4643,7 +4645,7 @@
         <w:rPr>
           <w:b/>
         </w:rPr>
-        <w:t xml:space="preserve">What is the minimum value of the data along the color-axis in this figure panel? </w:t>
+        <w:t>You are a helpful assistant that can analyze images. What is the minimum value of the data along the color-axis in this figure panel? Please format the output as a json as {"minimum color":""} for this figure panel, where the "minimum color" value should be a float, calculated from the data values used to create the plot.</w:t>
       </w:r>
     </w:p>
     <w:p>
@@ -4702,7 +4704,7 @@
         <w:rPr>
           <w:b/>
         </w:rPr>
-        <w:t>What is the minimum value of the data along the declination-axis in this figure panel? Give the value in degrees.</w:t>
+        <w:t>You are a helpful assistant that can analyze images. What is the minimum value of the data along the declination-axis in this figure panel? Give the value in degrees. Please format the output as a json as {"minimum declination":""} for this figure panel, where the "minimum declination" value should be a float, calculated from the data values used to create the plot, expressed in degrees.</w:t>
       </w:r>
     </w:p>
     <w:p>
@@ -4761,7 +4763,7 @@
         <w:rPr>
           <w:b/>
         </w:rPr>
-        <w:t>What is the minimum value of the data along the right ascension-axis in this figure panel? Give the value in degrees.</w:t>
+        <w:t>You are a helpful assistant that can analyze images. What is the minimum value of the data along the right ascension-axis in this figure panel? Give the value in degrees. Please format the output as a json as {"minimum right ascension":""} for this figure panel, where the "minimum right ascension" value should be a float, calculated from the data values used to create the plot, expressed in degrees.</w:t>
       </w:r>
     </w:p>
     <w:p>
@@ -4820,7 +4822,7 @@
         <w:rPr>
           <w:b/>
         </w:rPr>
-        <w:t>What is the underlying distribution used to create the data in this figure panel?</w:t>
+        <w:t>You are a helpful assistant that can analyze images. Please choose the distribution from the following list: [gaussian mixture model, real image of the sky]. What is the underlying distribution used to create the data in this figure panel? Please format the output as a json as {"distribution":""} for this figure panel, where the "distribution" value should be a string, calculated from the data values used to create the plot.</w:t>
       </w:r>
     </w:p>
     <w:p>
@@ -4879,7 +4881,7 @@
         <w:rPr>
           <w:b/>
         </w:rPr>
-        <w:t>Approximately what angular size does a single pixel of this sky image span? Give the value in arcseconds.</w:t>
+        <w:t>You are a helpful assistant that can analyze images. Approximately what angular size does a single pixel of this sky image span? Give the value in arcseconds. Please format the output as a json as {"pixel scale":""} for this figure panel, where the value should be a float, expressed in arcseconds per pixel.</w:t>
       </w:r>
     </w:p>
     <w:p>
